--- a/src/content/bios/Winant-JG 2016.docx
+++ b/src/content/bios/Winant-JG 2016.docx
@@ -1,6 +1,6 @@
 
 <file path=word/document.xml><?xml version="1.0" encoding="utf-8"?>
-<w:document xmlns:wpc="http://schemas.microsoft.com/office/word/2010/wordprocessingCanvas" xmlns:cx="http://schemas.microsoft.com/office/drawing/2014/chartex" xmlns:cx1="http://schemas.microsoft.com/office/drawing/2015/9/8/chartex" xmlns:cx2="http://schemas.microsoft.com/office/drawing/2015/10/21/chartex" xmlns:cx3="http://schemas.microsoft.com/office/drawing/2016/5/9/chartex" xmlns:cx4="http://schemas.microsoft.com/office/drawing/2016/5/10/chartex" xmlns:cx5="http://schemas.microsoft.com/office/drawing/2016/5/11/chartex" xmlns:cx6="http://schemas.microsoft.com/office/drawing/2016/5/12/chartex" xmlns:cx7="http://schemas.microsoft.com/office/drawing/2016/5/13/chartex" xmlns:cx8="http://schemas.microsoft.com/office/drawing/2016/5/14/chartex" xmlns:mc="http://schemas.openxmlformats.org/markup-compatibility/2006" xmlns:aink="http://schemas.microsoft.com/office/drawing/2016/ink" xmlns:am3d="http://schemas.microsoft.com/office/drawing/2017/model3d" xmlns:o="urn:schemas-microsoft-com:office:office" xmlns:oel="http://schemas.microsoft.com/office/2019/extlst" xmlns:r="http://schemas.openxmlformats.org/officeDocument/2006/relationships" xmlns:m="http://schemas.openxmlformats.org/officeDocument/2006/math" xmlns:v="urn:schemas-microsoft-com:vml" xmlns:wp14="http://schemas.microsoft.com/office/word/2010/wordprocessingDrawing" xmlns:wp="http://schemas.openxmlformats.org/drawingml/2006/wordprocessingDrawing" xmlns:w10="urn:schemas-microsoft-com:office:word" xmlns:w="http://schemas.openxmlformats.org/wordprocessingml/2006/main" xmlns:w14="http://schemas.microsoft.com/office/word/2010/wordml" xmlns:w15="http://schemas.microsoft.com/office/word/2012/wordml" xmlns:w16cex="http://schemas.microsoft.com/office/word/2018/wordml/cex" xmlns:w16cid="http://schemas.microsoft.com/office/word/2016/wordml/cid" xmlns:w16="http://schemas.microsoft.com/office/word/2018/wordml" xmlns:w16du="http://schemas.microsoft.com/office/word/2023/wordml/word16du" xmlns:w16sdtdh="http://schemas.microsoft.com/office/word/2020/wordml/sdtdatahash" xmlns:w16sdtfl="http://schemas.microsoft.com/office/word/2024/wordml/sdtformatlock" xmlns:w16se="http://schemas.microsoft.com/office/word/2015/wordml/symex" xmlns:wpg="http://schemas.microsoft.com/office/word/2010/wordprocessingGroup" xmlns:wpi="http://schemas.microsoft.com/office/word/2010/wordprocessingInk" xmlns:wne="http://schemas.microsoft.com/office/word/2006/wordml" xmlns:wps="http://schemas.microsoft.com/office/word/2010/wordprocessingShape" mc:Ignorable="w14 w15 w16se w16cid w16 w16cex w16sdtdh w16sdtfl w16du wp14">
+<w:document xmlns:wpc="http://schemas.microsoft.com/office/word/2010/wordprocessingCanvas" xmlns:cx="http://schemas.microsoft.com/office/drawing/2014/chartex" xmlns:cx1="http://schemas.microsoft.com/office/drawing/2015/9/8/chartex" xmlns:cx2="http://schemas.microsoft.com/office/drawing/2015/10/21/chartex" xmlns:cx3="http://schemas.microsoft.com/office/drawing/2016/5/9/chartex" xmlns:cx4="http://schemas.microsoft.com/office/drawing/2016/5/10/chartex" xmlns:cx5="http://schemas.microsoft.com/office/drawing/2016/5/11/chartex" xmlns:cx6="http://schemas.microsoft.com/office/drawing/2016/5/12/chartex" xmlns:cx7="http://schemas.microsoft.com/office/drawing/2016/5/13/chartex" xmlns:cx8="http://schemas.microsoft.com/office/drawing/2016/5/14/chartex" xmlns:mc="http://schemas.openxmlformats.org/markup-compatibility/2006" xmlns:m="http://schemas.openxmlformats.org/officeDocument/2006/math" xmlns:aink="http://schemas.microsoft.com/office/drawing/2016/ink" xmlns:am3d="http://schemas.microsoft.com/office/drawing/2017/model3d" xmlns:oel="http://schemas.microsoft.com/office/2019/extlst" xmlns:r="http://schemas.openxmlformats.org/officeDocument/2006/relationships" xmlns:wp14="http://schemas.microsoft.com/office/word/2010/wordprocessingDrawing" xmlns:wp="http://schemas.openxmlformats.org/drawingml/2006/wordprocessingDrawing" xmlns:wpg="http://schemas.microsoft.com/office/word/2010/wordprocessingGroup" xmlns:wpi="http://schemas.microsoft.com/office/word/2010/wordprocessingInk" xmlns:wps="http://schemas.microsoft.com/office/word/2010/wordprocessingShape" xmlns:o="urn:schemas-microsoft-com:office:office" xmlns:v="urn:schemas-microsoft-com:vml" xmlns:w10="urn:schemas-microsoft-com:office:word" xmlns:w="http://schemas.openxmlformats.org/wordprocessingml/2006/main" xmlns:w14="http://schemas.microsoft.com/office/word/2010/wordml" xmlns:w15="http://schemas.microsoft.com/office/word/2012/wordml" xmlns:w16cei="http://schemas.microsoft.com/office/word/2026/wordml/cei" xmlns:w16cex="http://schemas.microsoft.com/office/word/2018/wordml/cex" xmlns:w16cid="http://schemas.microsoft.com/office/word/2016/wordml/cid" xmlns:w16="http://schemas.microsoft.com/office/word/2018/wordml" xmlns:w16sdtdh="http://schemas.microsoft.com/office/word/2020/wordml/sdtdatahash" xmlns:w16sdtfl="http://schemas.microsoft.com/office/word/2024/wordml/sdtformatlock" xmlns:w16se="http://schemas.microsoft.com/office/word/2015/wordml/symex" xmlns:w16du="http://schemas.microsoft.com/office/word/2023/wordml/word16du" xmlns:wne="http://schemas.microsoft.com/office/word/2006/wordml" mc:Ignorable="w14 w15 w16se w16cid w16 w16cex w16sdtdh w16sdtfl w16du wp14">
   <w:body>
     <w:p>
       <w:pPr>
@@ -148,16 +148,14 @@
       <w:r>
         <w:rPr>
           <w:rFonts w:ascii="Times New Roman" w:hAnsi="Times New Roman"/>
-          <w:noProof/>
-          <w:sz w:val="24"/>
-          <w:szCs w:val="24"/>
-          <w:lang w:eastAsia="nl-NL"/>
+          <w:sz w:val="24"/>
+          <w:szCs w:val="24"/>
         </w:rPr>
         <w:drawing>
-          <wp:inline distT="0" distB="0" distL="0" distR="0" wp14:anchorId="415E28C5" wp14:editId="66E9CAF6">
-            <wp:extent cx="1974850" cy="2364353"/>
+          <wp:inline distT="0" distB="0" distL="0" distR="0" wp14:anchorId="57C88FDB" wp14:editId="1A6506DA">
+            <wp:extent cx="2724150" cy="2721446"/>
             <wp:effectExtent l="0" t="0" r="0" b="0"/>
-            <wp:docPr id="1" name="Picture 9" descr="http://www.ilo.org/dyn/media/images/power/bw0160.jpg"/>
+            <wp:docPr id="471506937" name="Afbeelding 1"/>
             <wp:cNvGraphicFramePr>
               <a:graphicFrameLocks xmlns:a="http://schemas.openxmlformats.org/drawingml/2006/main" noChangeAspect="1"/>
             </wp:cNvGraphicFramePr>
@@ -165,31 +163,23 @@
               <a:graphicData uri="http://schemas.openxmlformats.org/drawingml/2006/picture">
                 <pic:pic xmlns:pic="http://schemas.openxmlformats.org/drawingml/2006/picture">
                   <pic:nvPicPr>
-                    <pic:cNvPr id="0" name="Picture 9" descr="http://www.ilo.org/dyn/media/images/power/bw0160.jpg"/>
-                    <pic:cNvPicPr>
-                      <a:picLocks noChangeAspect="1" noChangeArrowheads="1"/>
-                    </pic:cNvPicPr>
+                    <pic:cNvPr id="471506937" name=""/>
+                    <pic:cNvPicPr/>
                   </pic:nvPicPr>
-                  <pic:blipFill rotWithShape="1">
+                  <pic:blipFill>
                     <a:blip r:embed="rId6"/>
-                    <a:srcRect/>
-                    <a:stretch/>
+                    <a:stretch>
+                      <a:fillRect/>
+                    </a:stretch>
                   </pic:blipFill>
-                  <pic:spPr bwMode="auto">
+                  <pic:spPr>
                     <a:xfrm>
                       <a:off x="0" y="0"/>
-                      <a:ext cx="1978166" cy="2368323"/>
+                      <a:ext cx="2758160" cy="2755422"/>
                     </a:xfrm>
                     <a:prstGeom prst="rect">
                       <a:avLst/>
                     </a:prstGeom>
-                    <a:noFill/>
-                    <a:ln w="9525">
-                      <a:noFill/>
-                      <a:miter lim="800000"/>
-                      <a:headEnd/>
-                      <a:tailEnd/>
-                    </a:ln>
                   </pic:spPr>
                 </pic:pic>
               </a:graphicData>
@@ -210,7 +200,6 @@
           <w:lang w:val="fr-CH"/>
         </w:rPr>
       </w:pPr>
-      <w:proofErr w:type="gramStart"/>
       <w:r>
         <w:rPr>
           <w:rFonts w:ascii="Times New Roman" w:eastAsia="Times New Roman" w:hAnsi="Times New Roman"/>
@@ -219,42 +208,25 @@
           <w:szCs w:val="24"/>
           <w:lang w:val="fr-CH"/>
         </w:rPr>
-        <w:t>Source:</w:t>
-      </w:r>
-      <w:proofErr w:type="gramEnd"/>
-      <w:r>
-        <w:rPr>
-          <w:rFonts w:ascii="Times New Roman" w:eastAsia="Times New Roman" w:hAnsi="Times New Roman"/>
-          <w:bCs/>
-          <w:sz w:val="24"/>
-          <w:szCs w:val="24"/>
-          <w:lang w:val="fr-CH"/>
-        </w:rPr>
-        <w:t xml:space="preserve"> </w:t>
-      </w:r>
-      <w:hyperlink r:id="rId7" w:history="1">
-        <w:r>
-          <w:rPr>
-            <w:rStyle w:val="Hyperlink"/>
-            <w:rFonts w:ascii="Times New Roman" w:eastAsia="Times New Roman" w:hAnsi="Times New Roman"/>
-            <w:bCs/>
-            <w:sz w:val="24"/>
-            <w:szCs w:val="24"/>
-            <w:u w:val="none"/>
-            <w:lang w:val="fr-CH"/>
-          </w:rPr>
-          <w:t>www.ilo.org/global/about-the-ilo/how-the-ilo-works/ilo-director-general/former-directors-general/WCMS_192710/lang--en/index.htm</w:t>
-        </w:r>
-      </w:hyperlink>
-      <w:r>
-        <w:rPr>
-          <w:rFonts w:ascii="Times New Roman" w:eastAsia="Times New Roman" w:hAnsi="Times New Roman"/>
-          <w:bCs/>
-          <w:sz w:val="24"/>
-          <w:szCs w:val="24"/>
-          <w:lang w:val="fr-CH"/>
-        </w:rPr>
-        <w:t xml:space="preserve"> </w:t>
+        <w:t xml:space="preserve">Source: </w:t>
+      </w:r>
+      <w:r>
+        <w:rPr>
+          <w:rFonts w:ascii="Times New Roman" w:hAnsi="Times New Roman"/>
+          <w:sz w:val="24"/>
+          <w:szCs w:val="24"/>
+          <w:lang w:val="en-GB"/>
+        </w:rPr>
+        <w:t xml:space="preserve">Winant, </w:t>
+      </w:r>
+      <w:r>
+        <w:rPr>
+          <w:rFonts w:ascii="Times New Roman" w:hAnsi="Times New Roman"/>
+          <w:sz w:val="24"/>
+          <w:szCs w:val="24"/>
+          <w:lang w:val="en-GB"/>
+        </w:rPr>
+        <w:t>13 September 1935, Chairman of Social Security Board, New Hampshire, Photographer Harris &amp; Ewing</w:t>
       </w:r>
     </w:p>
     <w:p>
@@ -430,11 +402,8 @@
         <w:jc w:val="both"/>
       </w:pPr>
       <w:r>
-        <w:t xml:space="preserve">After the war Winant returned as an instructor at St. Paul’s School. In 1919 he married Constance Russell, a wealthy socialite. While Winant cared little for the practicalities of money, </w:t>
-      </w:r>
-      <w:r>
         <w:lastRenderedPageBreak/>
-        <w:t xml:space="preserve">his wife’s main interest was society life. Winant was a teetotaler and indifferent to food, often forgetting to eat. In 1920 he was elected for a seat on the New Hampshire Senate. In 1925 he was successful in his first bid to become governor of </w:t>
+        <w:t xml:space="preserve">After the war Winant returned as an instructor at St. Paul’s School. In 1919 he married Constance Russell, a wealthy socialite. While Winant cared little for the practicalities of money, his wife’s main interest was society life. Winant was a teetotaler and indifferent to food, often forgetting to eat. In 1920 he was elected for a seat on the New Hampshire Senate. In 1925 he was successful in his first bid to become governor of </w:t>
       </w:r>
       <w:proofErr w:type="gramStart"/>
       <w:r>
@@ -571,11 +540,11 @@
       </w:r>
       <w:proofErr w:type="gramEnd"/>
       <w:r>
-        <w:t xml:space="preserve"> demonstrate the newfound American commitment to the ILO. He also initiated the first regional conference of American member states, which eventually took place a few months after his first departure from the organization. By October 1935 Roosevelt, who spoke about Winant as Utopian John but also appreciated his organizational capacities, called Winant back to the US to take on the position of Chairman of the newly established Social Security Board. While Roosevelt wanted a sympathetic Republican as leader, Perkins expected him to provide the philosophical leadership that the new institution needed. In a speech explaining his departure from the ILO </w:t>
+        <w:t xml:space="preserve"> demonstrate the newfound American commitment to the ILO. He also initiated the first regional conference of American member states, which eventually took place a few months after his first departure from the organization. By October 1935 Roosevelt, who spoke about Winant as Utopian John but also appreciated his organizational capacities, called Winant back to the US to take on the position of Chairman of the newly established Social Security Board. While Roosevelt wanted </w:t>
       </w:r>
       <w:r>
         <w:lastRenderedPageBreak/>
-        <w:t>only a few months after taking on the position of Assistant Director, Winant explained that the simple adoption of labor legislation did not mean much unless there were ‘competent officials to administer and enforce the laws’ (</w:t>
+        <w:t>a sympathetic Republican as leader, Perkins expected him to provide the philosophical leadership that the new institution needed. In a speech explaining his departure from the ILO only a few months after taking on the position of Assistant Director, Winant explained that the simple adoption of labor legislation did not mean much unless there were ‘competent officials to administer and enforce the laws’ (</w:t>
       </w:r>
       <w:proofErr w:type="spellStart"/>
       <w:r>
@@ -748,6 +717,7 @@
           <w:sz w:val="24"/>
           <w:szCs w:val="24"/>
         </w:rPr>
+        <w:lastRenderedPageBreak/>
         <w:t xml:space="preserve">Winant served as Director of the International </w:t>
       </w:r>
       <w:proofErr w:type="spellStart"/>
@@ -798,16 +768,7 @@
           <w:sz w:val="24"/>
           <w:szCs w:val="24"/>
         </w:rPr>
-        <w:t xml:space="preserve">1941. As those years coincided with the outbreak of the Second </w:t>
-      </w:r>
-      <w:r>
-        <w:rPr>
-          <w:rFonts w:ascii="Times New Roman" w:hAnsi="Times New Roman"/>
-          <w:sz w:val="24"/>
-          <w:szCs w:val="24"/>
-        </w:rPr>
-        <w:lastRenderedPageBreak/>
-        <w:t>World War, he was faced with a myriad of unexpected problems. The first ones he had to deal with were financial in nature. The withdrawal of Germany, Italy and Japan from the League and the ILO had left these organizations with tremendous budgetary constraints. Soon after he took office, Winant had to release one eighth of the organization’s staff. In time, as the war progressed and the ILO’s financial problems were exacerbated, the organization’s staff was eventually reduced to only one fifth of its original headcount. Even before the war began, Winant understood that if the ILO were to survive the turbulent times, he needed to take some extraordinary measures. He decided to shed the usual impartiality that came with his position of international civil servant and rely on his American connections. He sought the financial and political support of the US president and the State Department and, in turn, did not make any important ILO decision without first consulting with his government. Thinking ahead to the potential problems the ILO could face, he asked the Governing Body to establish an Emergency Committee to take over the ILO’s governance in case of war. He also sought to slow down the advancement of the organization’s agenda and urged postponing the planned discussions during the 1939 Annual Conference of further reducing working hours. He felt that this issue could not be adequately resolved when states were operating their economies in preparation for war and, therefore, were likely to seek longer, rather than shorter, working hours. In his public speeches he also presented the ILO as a tool for democracy and, therefore, in his opinion, the organization needed to take sides in a conflict that was shaping to be one between democratic and undemocratic forces. In his 1939 Director’s Report Winant called for the ILO to prepare for the end of the war, when democratic states would be able to continue with their social objectives.</w:t>
+        <w:t>1941. As those years coincided with the outbreak of the Second World War, he was faced with a myriad of unexpected problems. The first ones he had to deal with were financial in nature. The withdrawal of Germany, Italy and Japan from the League and the ILO had left these organizations with tremendous budgetary constraints. Soon after he took office, Winant had to release one eighth of the organization’s staff. In time, as the war progressed and the ILO’s financial problems were exacerbated, the organization’s staff was eventually reduced to only one fifth of its original headcount. Even before the war began, Winant understood that if the ILO were to survive the turbulent times, he needed to take some extraordinary measures. He decided to shed the usual impartiality that came with his position of international civil servant and rely on his American connections. He sought the financial and political support of the US president and the State Department and, in turn, did not make any important ILO decision without first consulting with his government. Thinking ahead to the potential problems the ILO could face, he asked the Governing Body to establish an Emergency Committee to take over the ILO’s governance in case of war. He also sought to slow down the advancement of the organization’s agenda and urged postponing the planned discussions during the 1939 Annual Conference of further reducing working hours. He felt that this issue could not be adequately resolved when states were operating their economies in preparation for war and, therefore, were likely to seek longer, rather than shorter, working hours. In his public speeches he also presented the ILO as a tool for democracy and, therefore, in his opinion, the organization needed to take sides in a conflict that was shaping to be one between democratic and undemocratic forces. In his 1939 Director’s Report Winant called for the ILO to prepare for the end of the war, when democratic states would be able to continue with their social objectives.</w:t>
       </w:r>
     </w:p>
     <w:p>
@@ -935,7 +896,7 @@
           <w:sz w:val="24"/>
           <w:szCs w:val="24"/>
         </w:rPr>
-        <w:t xml:space="preserve">Winant summarized his decision to move the ILO as his clear duty to avoid all danger that the ILO, ‘the repository of the traditions of a world-wide effort at tripartite international co-operation to promote social justice, should become the tool of political forces which would have attempted </w:t>
+        <w:t xml:space="preserve">Winant summarized his decision to move the ILO as his clear duty to avoid all danger that the ILO, </w:t>
       </w:r>
       <w:r>
         <w:rPr>
@@ -944,7 +905,7 @@
           <w:szCs w:val="24"/>
         </w:rPr>
         <w:lastRenderedPageBreak/>
-        <w:t>to use it as a mask for policies of domination rather than as a spearhead of social and economic freedom’ (</w:t>
+        <w:t>‘the repository of the traditions of a world-wide effort at tripartite international co-operation to promote social justice, should become the tool of political forces which would have attempted to use it as a mask for policies of domination rather than as a spearhead of social and economic freedom’ (</w:t>
       </w:r>
       <w:r>
         <w:rPr>
@@ -1151,7 +1112,17 @@
           <w:sz w:val="24"/>
           <w:szCs w:val="24"/>
         </w:rPr>
-        <w:t>in November 1947 he took his own life at the age of 58. Because of his suicide he was not buried on the grounds of St. Paul’s, but in 1968 his casket was moved there.</w:t>
+        <w:t xml:space="preserve">in November 1947 he took his own life at the age of 58. Because of his suicide he was not buried on the </w:t>
+      </w:r>
+      <w:r>
+        <w:rPr>
+          <w:rFonts w:ascii="Times New Roman" w:eastAsia="Times New Roman" w:hAnsi="Times New Roman"/>
+          <w:bCs/>
+          <w:sz w:val="24"/>
+          <w:szCs w:val="24"/>
+        </w:rPr>
+        <w:lastRenderedPageBreak/>
+        <w:t>grounds of St. Paul’s, but in 1968 his casket was moved there.</w:t>
       </w:r>
       <w:r>
         <w:rPr>
@@ -1260,7 +1231,7 @@
         </w:rPr>
         <w:t xml:space="preserve">Franklin D. Roosevelt Library and Museum in Hyde Park, New York, see </w:t>
       </w:r>
-      <w:hyperlink r:id="rId8" w:history="1">
+      <w:hyperlink r:id="rId7" w:history="1">
         <w:r>
           <w:rPr>
             <w:rStyle w:val="Hyperlink"/>
@@ -2129,7 +2100,7 @@
         </w:rPr>
         <w:t xml:space="preserve">, nr. 6, May 1999, available at </w:t>
       </w:r>
-      <w:hyperlink r:id="rId9" w:history="1">
+      <w:hyperlink r:id="rId8" w:history="1">
         <w:r>
           <w:rPr>
             <w:rStyle w:val="Hyperlink"/>
@@ -2182,7 +2153,7 @@
         </w:rPr>
         <w:t xml:space="preserve">, 1 November 2000, available at </w:t>
       </w:r>
-      <w:hyperlink r:id="rId10" w:history="1">
+      <w:hyperlink r:id="rId9" w:history="1">
         <w:r>
           <w:rPr>
             <w:rStyle w:val="Hyperlink"/>
@@ -2243,7 +2214,7 @@
         </w:rPr>
         <w:t xml:space="preserve">, nr. 58, Spring 2003, 49-61, available at </w:t>
       </w:r>
-      <w:hyperlink r:id="rId11" w:history="1">
+      <w:hyperlink r:id="rId10" w:history="1">
         <w:r>
           <w:rPr>
             <w:rStyle w:val="Hyperlink"/>
@@ -2425,7 +2396,7 @@
         </w:rPr>
         <w:t xml:space="preserve">, 11 February 2010, available at </w:t>
       </w:r>
-      <w:hyperlink r:id="rId12" w:history="1">
+      <w:hyperlink r:id="rId11" w:history="1">
         <w:r>
           <w:rPr>
             <w:rStyle w:val="Hyperlink"/>
@@ -2539,7 +2510,7 @@
         </w:rPr>
         <w:t xml:space="preserve">, nr. 153, Winter 2011-2012, 38-46, available at </w:t>
       </w:r>
-      <w:hyperlink r:id="rId13" w:history="1">
+      <w:hyperlink r:id="rId12" w:history="1">
         <w:r>
           <w:rPr>
             <w:rStyle w:val="Hyperlink"/>
@@ -2658,9 +2629,18 @@
           <w:sz w:val="24"/>
           <w:szCs w:val="24"/>
         </w:rPr>
-        <w:t xml:space="preserve">, Brunswick 2015; ‘The Tragic Love Affair of Former NH Gov. John Winant and Sarah Churchill’, 14 May 2015, available at </w:t>
-      </w:r>
-      <w:hyperlink r:id="rId14" w:history="1">
+        <w:t xml:space="preserve">, Brunswick 2015; ‘The Tragic Love Affair </w:t>
+      </w:r>
+      <w:r>
+        <w:rPr>
+          <w:rFonts w:ascii="Times New Roman" w:hAnsi="Times New Roman"/>
+          <w:sz w:val="24"/>
+          <w:szCs w:val="24"/>
+        </w:rPr>
+        <w:lastRenderedPageBreak/>
+        <w:t xml:space="preserve">of Former NH Gov. John Winant and Sarah Churchill’, 14 May 2015, available at </w:t>
+      </w:r>
+      <w:hyperlink r:id="rId13" w:history="1">
         <w:r>
           <w:rPr>
             <w:rStyle w:val="Hyperlink"/>
@@ -2669,18 +2649,7 @@
             <w:szCs w:val="24"/>
             <w:u w:val="none"/>
           </w:rPr>
-          <w:t>www.newenglandhistoricalsociety.com/tragic-love-affair-former-nh-gov-john-winant-sarah-</w:t>
-        </w:r>
-        <w:r>
-          <w:rPr>
-            <w:rStyle w:val="Hyperlink"/>
-            <w:rFonts w:ascii="Times New Roman" w:hAnsi="Times New Roman"/>
-            <w:sz w:val="24"/>
-            <w:szCs w:val="24"/>
-            <w:u w:val="none"/>
-          </w:rPr>
-          <w:lastRenderedPageBreak/>
-          <w:t>churchill/</w:t>
+          <w:t>www.newenglandhistoricalsociety.com/tragic-love-affair-former-nh-gov-john-winant-sarah-churchill/</w:t>
         </w:r>
       </w:hyperlink>
       <w:r>
@@ -2723,7 +2692,7 @@
         </w:rPr>
         <w:t xml:space="preserve">at </w:t>
       </w:r>
-      <w:hyperlink r:id="rId15" w:history="1">
+      <w:hyperlink r:id="rId14" w:history="1">
         <w:r>
           <w:rPr>
             <w:rStyle w:val="Hyperlink"/>
@@ -2759,7 +2728,7 @@
         </w:rPr>
         <w:t xml:space="preserve"> at </w:t>
       </w:r>
-      <w:hyperlink r:id="rId16" w:history="1">
+      <w:hyperlink r:id="rId15" w:history="1">
         <w:r>
           <w:rPr>
             <w:rStyle w:val="Hyperlink"/>
@@ -2796,7 +2765,7 @@
         </w:rPr>
         <w:t xml:space="preserve">, available at </w:t>
       </w:r>
-      <w:hyperlink r:id="rId17" w:history="1">
+      <w:hyperlink r:id="rId16" w:history="1">
         <w:r>
           <w:rPr>
             <w:rStyle w:val="Hyperlink"/>
@@ -3026,7 +2995,7 @@
         </w:rPr>
         <w:t xml:space="preserve">Eisenberg, </w:t>
       </w:r>
-      <w:hyperlink r:id="rId18" w:history="1">
+      <w:hyperlink r:id="rId17" w:history="1">
         <w:r>
           <w:rPr>
             <w:rStyle w:val="Hyperlink"/>
@@ -3048,9 +3017,9 @@
       </w:r>
     </w:p>
     <w:sectPr>
-      <w:headerReference w:type="even" r:id="rId19"/>
-      <w:headerReference w:type="default" r:id="rId20"/>
-      <w:footerReference w:type="default" r:id="rId21"/>
+      <w:headerReference w:type="even" r:id="rId18"/>
+      <w:headerReference w:type="default" r:id="rId19"/>
+      <w:footerReference w:type="default" r:id="rId20"/>
       <w:pgSz w:w="11901" w:h="16840"/>
       <w:pgMar w:top="1418" w:right="1418" w:bottom="1418" w:left="1418" w:header="709" w:footer="709" w:gutter="0"/>
       <w:cols w:space="720"/>
@@ -3061,7 +3030,7 @@
 </file>
 
 <file path=word/endnotes.xml><?xml version="1.0" encoding="utf-8"?>
-<w:endnotes xmlns:wpc="http://schemas.microsoft.com/office/word/2010/wordprocessingCanvas" xmlns:cx="http://schemas.microsoft.com/office/drawing/2014/chartex" xmlns:cx1="http://schemas.microsoft.com/office/drawing/2015/9/8/chartex" xmlns:cx2="http://schemas.microsoft.com/office/drawing/2015/10/21/chartex" xmlns:cx3="http://schemas.microsoft.com/office/drawing/2016/5/9/chartex" xmlns:cx4="http://schemas.microsoft.com/office/drawing/2016/5/10/chartex" xmlns:cx5="http://schemas.microsoft.com/office/drawing/2016/5/11/chartex" xmlns:cx6="http://schemas.microsoft.com/office/drawing/2016/5/12/chartex" xmlns:cx7="http://schemas.microsoft.com/office/drawing/2016/5/13/chartex" xmlns:cx8="http://schemas.microsoft.com/office/drawing/2016/5/14/chartex" xmlns:mc="http://schemas.openxmlformats.org/markup-compatibility/2006" xmlns:aink="http://schemas.microsoft.com/office/drawing/2016/ink" xmlns:am3d="http://schemas.microsoft.com/office/drawing/2017/model3d" xmlns:o="urn:schemas-microsoft-com:office:office" xmlns:oel="http://schemas.microsoft.com/office/2019/extlst" xmlns:r="http://schemas.openxmlformats.org/officeDocument/2006/relationships" xmlns:m="http://schemas.openxmlformats.org/officeDocument/2006/math" xmlns:v="urn:schemas-microsoft-com:vml" xmlns:wp14="http://schemas.microsoft.com/office/word/2010/wordprocessingDrawing" xmlns:wp="http://schemas.openxmlformats.org/drawingml/2006/wordprocessingDrawing" xmlns:w10="urn:schemas-microsoft-com:office:word" xmlns:w="http://schemas.openxmlformats.org/wordprocessingml/2006/main" xmlns:w14="http://schemas.microsoft.com/office/word/2010/wordml" xmlns:w15="http://schemas.microsoft.com/office/word/2012/wordml" xmlns:w16cex="http://schemas.microsoft.com/office/word/2018/wordml/cex" xmlns:w16cid="http://schemas.microsoft.com/office/word/2016/wordml/cid" xmlns:w16="http://schemas.microsoft.com/office/word/2018/wordml" xmlns:w16du="http://schemas.microsoft.com/office/word/2023/wordml/word16du" xmlns:w16sdtdh="http://schemas.microsoft.com/office/word/2020/wordml/sdtdatahash" xmlns:w16sdtfl="http://schemas.microsoft.com/office/word/2024/wordml/sdtformatlock" xmlns:w16se="http://schemas.microsoft.com/office/word/2015/wordml/symex" xmlns:wpg="http://schemas.microsoft.com/office/word/2010/wordprocessingGroup" xmlns:wpi="http://schemas.microsoft.com/office/word/2010/wordprocessingInk" xmlns:wne="http://schemas.microsoft.com/office/word/2006/wordml" xmlns:wps="http://schemas.microsoft.com/office/word/2010/wordprocessingShape" mc:Ignorable="w14 w15 w16se w16cid w16 w16cex w16sdtdh w16sdtfl w16du wp14">
+<w:endnotes xmlns:wpc="http://schemas.microsoft.com/office/word/2010/wordprocessingCanvas" xmlns:cx="http://schemas.microsoft.com/office/drawing/2014/chartex" xmlns:cx1="http://schemas.microsoft.com/office/drawing/2015/9/8/chartex" xmlns:cx2="http://schemas.microsoft.com/office/drawing/2015/10/21/chartex" xmlns:cx3="http://schemas.microsoft.com/office/drawing/2016/5/9/chartex" xmlns:cx4="http://schemas.microsoft.com/office/drawing/2016/5/10/chartex" xmlns:cx5="http://schemas.microsoft.com/office/drawing/2016/5/11/chartex" xmlns:cx6="http://schemas.microsoft.com/office/drawing/2016/5/12/chartex" xmlns:cx7="http://schemas.microsoft.com/office/drawing/2016/5/13/chartex" xmlns:cx8="http://schemas.microsoft.com/office/drawing/2016/5/14/chartex" xmlns:mc="http://schemas.openxmlformats.org/markup-compatibility/2006" xmlns:m="http://schemas.openxmlformats.org/officeDocument/2006/math" xmlns:aink="http://schemas.microsoft.com/office/drawing/2016/ink" xmlns:am3d="http://schemas.microsoft.com/office/drawing/2017/model3d" xmlns:oel="http://schemas.microsoft.com/office/2019/extlst" xmlns:r="http://schemas.openxmlformats.org/officeDocument/2006/relationships" xmlns:wp14="http://schemas.microsoft.com/office/word/2010/wordprocessingDrawing" xmlns:wp="http://schemas.openxmlformats.org/drawingml/2006/wordprocessingDrawing" xmlns:wpg="http://schemas.microsoft.com/office/word/2010/wordprocessingGroup" xmlns:wpi="http://schemas.microsoft.com/office/word/2010/wordprocessingInk" xmlns:wps="http://schemas.microsoft.com/office/word/2010/wordprocessingShape" xmlns:o="urn:schemas-microsoft-com:office:office" xmlns:v="urn:schemas-microsoft-com:vml" xmlns:w10="urn:schemas-microsoft-com:office:word" xmlns:w="http://schemas.openxmlformats.org/wordprocessingml/2006/main" xmlns:w14="http://schemas.microsoft.com/office/word/2010/wordml" xmlns:w15="http://schemas.microsoft.com/office/word/2012/wordml" xmlns:w16cei="http://schemas.microsoft.com/office/word/2026/wordml/cei" xmlns:w16cex="http://schemas.microsoft.com/office/word/2018/wordml/cex" xmlns:w16cid="http://schemas.microsoft.com/office/word/2016/wordml/cid" xmlns:w16="http://schemas.microsoft.com/office/word/2018/wordml" xmlns:w16sdtdh="http://schemas.microsoft.com/office/word/2020/wordml/sdtdatahash" xmlns:w16sdtfl="http://schemas.microsoft.com/office/word/2024/wordml/sdtformatlock" xmlns:w16se="http://schemas.microsoft.com/office/word/2015/wordml/symex" xmlns:w16du="http://schemas.microsoft.com/office/word/2023/wordml/word16du" xmlns:wne="http://schemas.microsoft.com/office/word/2006/wordml" mc:Ignorable="w14 w15 w16se w16cid w16 w16cex w16sdtdh w16sdtfl w16du wp14">
   <w:endnote w:type="separator" w:id="-1">
     <w:p>
       <w:pPr>
@@ -3086,7 +3055,7 @@
 </file>
 
 <file path=word/footer1.xml><?xml version="1.0" encoding="utf-8"?>
-<w:ftr xmlns:wpc="http://schemas.microsoft.com/office/word/2010/wordprocessingCanvas" xmlns:cx="http://schemas.microsoft.com/office/drawing/2014/chartex" xmlns:cx1="http://schemas.microsoft.com/office/drawing/2015/9/8/chartex" xmlns:cx2="http://schemas.microsoft.com/office/drawing/2015/10/21/chartex" xmlns:cx3="http://schemas.microsoft.com/office/drawing/2016/5/9/chartex" xmlns:cx4="http://schemas.microsoft.com/office/drawing/2016/5/10/chartex" xmlns:cx5="http://schemas.microsoft.com/office/drawing/2016/5/11/chartex" xmlns:cx6="http://schemas.microsoft.com/office/drawing/2016/5/12/chartex" xmlns:cx7="http://schemas.microsoft.com/office/drawing/2016/5/13/chartex" xmlns:cx8="http://schemas.microsoft.com/office/drawing/2016/5/14/chartex" xmlns:mc="http://schemas.openxmlformats.org/markup-compatibility/2006" xmlns:aink="http://schemas.microsoft.com/office/drawing/2016/ink" xmlns:am3d="http://schemas.microsoft.com/office/drawing/2017/model3d" xmlns:o="urn:schemas-microsoft-com:office:office" xmlns:oel="http://schemas.microsoft.com/office/2019/extlst" xmlns:r="http://schemas.openxmlformats.org/officeDocument/2006/relationships" xmlns:m="http://schemas.openxmlformats.org/officeDocument/2006/math" xmlns:v="urn:schemas-microsoft-com:vml" xmlns:wp14="http://schemas.microsoft.com/office/word/2010/wordprocessingDrawing" xmlns:wp="http://schemas.openxmlformats.org/drawingml/2006/wordprocessingDrawing" xmlns:w10="urn:schemas-microsoft-com:office:word" xmlns:w="http://schemas.openxmlformats.org/wordprocessingml/2006/main" xmlns:w14="http://schemas.microsoft.com/office/word/2010/wordml" xmlns:w15="http://schemas.microsoft.com/office/word/2012/wordml" xmlns:w16cex="http://schemas.microsoft.com/office/word/2018/wordml/cex" xmlns:w16cid="http://schemas.microsoft.com/office/word/2016/wordml/cid" xmlns:w16="http://schemas.microsoft.com/office/word/2018/wordml" xmlns:w16du="http://schemas.microsoft.com/office/word/2023/wordml/word16du" xmlns:w16sdtdh="http://schemas.microsoft.com/office/word/2020/wordml/sdtdatahash" xmlns:w16sdtfl="http://schemas.microsoft.com/office/word/2024/wordml/sdtformatlock" xmlns:w16se="http://schemas.microsoft.com/office/word/2015/wordml/symex" xmlns:wpg="http://schemas.microsoft.com/office/word/2010/wordprocessingGroup" xmlns:wpi="http://schemas.microsoft.com/office/word/2010/wordprocessingInk" xmlns:wne="http://schemas.microsoft.com/office/word/2006/wordml" xmlns:wps="http://schemas.microsoft.com/office/word/2010/wordprocessingShape" mc:Ignorable="w14 w15 w16se w16cid w16 w16cex w16sdtdh w16sdtfl w16du wp14">
+<w:ftr xmlns:wpc="http://schemas.microsoft.com/office/word/2010/wordprocessingCanvas" xmlns:cx="http://schemas.microsoft.com/office/drawing/2014/chartex" xmlns:cx1="http://schemas.microsoft.com/office/drawing/2015/9/8/chartex" xmlns:cx2="http://schemas.microsoft.com/office/drawing/2015/10/21/chartex" xmlns:cx3="http://schemas.microsoft.com/office/drawing/2016/5/9/chartex" xmlns:cx4="http://schemas.microsoft.com/office/drawing/2016/5/10/chartex" xmlns:cx5="http://schemas.microsoft.com/office/drawing/2016/5/11/chartex" xmlns:cx6="http://schemas.microsoft.com/office/drawing/2016/5/12/chartex" xmlns:cx7="http://schemas.microsoft.com/office/drawing/2016/5/13/chartex" xmlns:cx8="http://schemas.microsoft.com/office/drawing/2016/5/14/chartex" xmlns:mc="http://schemas.openxmlformats.org/markup-compatibility/2006" xmlns:m="http://schemas.openxmlformats.org/officeDocument/2006/math" xmlns:aink="http://schemas.microsoft.com/office/drawing/2016/ink" xmlns:am3d="http://schemas.microsoft.com/office/drawing/2017/model3d" xmlns:oel="http://schemas.microsoft.com/office/2019/extlst" xmlns:r="http://schemas.openxmlformats.org/officeDocument/2006/relationships" xmlns:wp14="http://schemas.microsoft.com/office/word/2010/wordprocessingDrawing" xmlns:wp="http://schemas.openxmlformats.org/drawingml/2006/wordprocessingDrawing" xmlns:wpg="http://schemas.microsoft.com/office/word/2010/wordprocessingGroup" xmlns:wpi="http://schemas.microsoft.com/office/word/2010/wordprocessingInk" xmlns:wps="http://schemas.microsoft.com/office/word/2010/wordprocessingShape" xmlns:o="urn:schemas-microsoft-com:office:office" xmlns:v="urn:schemas-microsoft-com:vml" xmlns:w10="urn:schemas-microsoft-com:office:word" xmlns:w="http://schemas.openxmlformats.org/wordprocessingml/2006/main" xmlns:w14="http://schemas.microsoft.com/office/word/2010/wordml" xmlns:w15="http://schemas.microsoft.com/office/word/2012/wordml" xmlns:w16cei="http://schemas.microsoft.com/office/word/2026/wordml/cei" xmlns:w16cex="http://schemas.microsoft.com/office/word/2018/wordml/cex" xmlns:w16cid="http://schemas.microsoft.com/office/word/2016/wordml/cid" xmlns:w16="http://schemas.microsoft.com/office/word/2018/wordml" xmlns:w16sdtdh="http://schemas.microsoft.com/office/word/2020/wordml/sdtdatahash" xmlns:w16sdtfl="http://schemas.microsoft.com/office/word/2024/wordml/sdtformatlock" xmlns:w16se="http://schemas.microsoft.com/office/word/2015/wordml/symex" xmlns:w16du="http://schemas.microsoft.com/office/word/2023/wordml/word16du" xmlns:wne="http://schemas.microsoft.com/office/word/2006/wordml" mc:Ignorable="w14 w15 w16se w16cid w16 w16cex w16sdtdh w16sdtfl w16du wp14">
   <w:p>
     <w:pPr>
       <w:pStyle w:val="Voettekst"/>
@@ -3133,7 +3102,7 @@
 </file>
 
 <file path=word/footnotes.xml><?xml version="1.0" encoding="utf-8"?>
-<w:footnotes xmlns:wpc="http://schemas.microsoft.com/office/word/2010/wordprocessingCanvas" xmlns:cx="http://schemas.microsoft.com/office/drawing/2014/chartex" xmlns:cx1="http://schemas.microsoft.com/office/drawing/2015/9/8/chartex" xmlns:cx2="http://schemas.microsoft.com/office/drawing/2015/10/21/chartex" xmlns:cx3="http://schemas.microsoft.com/office/drawing/2016/5/9/chartex" xmlns:cx4="http://schemas.microsoft.com/office/drawing/2016/5/10/chartex" xmlns:cx5="http://schemas.microsoft.com/office/drawing/2016/5/11/chartex" xmlns:cx6="http://schemas.microsoft.com/office/drawing/2016/5/12/chartex" xmlns:cx7="http://schemas.microsoft.com/office/drawing/2016/5/13/chartex" xmlns:cx8="http://schemas.microsoft.com/office/drawing/2016/5/14/chartex" xmlns:mc="http://schemas.openxmlformats.org/markup-compatibility/2006" xmlns:aink="http://schemas.microsoft.com/office/drawing/2016/ink" xmlns:am3d="http://schemas.microsoft.com/office/drawing/2017/model3d" xmlns:o="urn:schemas-microsoft-com:office:office" xmlns:oel="http://schemas.microsoft.com/office/2019/extlst" xmlns:r="http://schemas.openxmlformats.org/officeDocument/2006/relationships" xmlns:m="http://schemas.openxmlformats.org/officeDocument/2006/math" xmlns:v="urn:schemas-microsoft-com:vml" xmlns:wp14="http://schemas.microsoft.com/office/word/2010/wordprocessingDrawing" xmlns:wp="http://schemas.openxmlformats.org/drawingml/2006/wordprocessingDrawing" xmlns:w10="urn:schemas-microsoft-com:office:word" xmlns:w="http://schemas.openxmlformats.org/wordprocessingml/2006/main" xmlns:w14="http://schemas.microsoft.com/office/word/2010/wordml" xmlns:w15="http://schemas.microsoft.com/office/word/2012/wordml" xmlns:w16cex="http://schemas.microsoft.com/office/word/2018/wordml/cex" xmlns:w16cid="http://schemas.microsoft.com/office/word/2016/wordml/cid" xmlns:w16="http://schemas.microsoft.com/office/word/2018/wordml" xmlns:w16du="http://schemas.microsoft.com/office/word/2023/wordml/word16du" xmlns:w16sdtdh="http://schemas.microsoft.com/office/word/2020/wordml/sdtdatahash" xmlns:w16sdtfl="http://schemas.microsoft.com/office/word/2024/wordml/sdtformatlock" xmlns:w16se="http://schemas.microsoft.com/office/word/2015/wordml/symex" xmlns:wpg="http://schemas.microsoft.com/office/word/2010/wordprocessingGroup" xmlns:wpi="http://schemas.microsoft.com/office/word/2010/wordprocessingInk" xmlns:wne="http://schemas.microsoft.com/office/word/2006/wordml" xmlns:wps="http://schemas.microsoft.com/office/word/2010/wordprocessingShape" mc:Ignorable="w14 w15 w16se w16cid w16 w16cex w16sdtdh w16sdtfl w16du wp14">
+<w:footnotes xmlns:wpc="http://schemas.microsoft.com/office/word/2010/wordprocessingCanvas" xmlns:cx="http://schemas.microsoft.com/office/drawing/2014/chartex" xmlns:cx1="http://schemas.microsoft.com/office/drawing/2015/9/8/chartex" xmlns:cx2="http://schemas.microsoft.com/office/drawing/2015/10/21/chartex" xmlns:cx3="http://schemas.microsoft.com/office/drawing/2016/5/9/chartex" xmlns:cx4="http://schemas.microsoft.com/office/drawing/2016/5/10/chartex" xmlns:cx5="http://schemas.microsoft.com/office/drawing/2016/5/11/chartex" xmlns:cx6="http://schemas.microsoft.com/office/drawing/2016/5/12/chartex" xmlns:cx7="http://schemas.microsoft.com/office/drawing/2016/5/13/chartex" xmlns:cx8="http://schemas.microsoft.com/office/drawing/2016/5/14/chartex" xmlns:mc="http://schemas.openxmlformats.org/markup-compatibility/2006" xmlns:m="http://schemas.openxmlformats.org/officeDocument/2006/math" xmlns:aink="http://schemas.microsoft.com/office/drawing/2016/ink" xmlns:am3d="http://schemas.microsoft.com/office/drawing/2017/model3d" xmlns:oel="http://schemas.microsoft.com/office/2019/extlst" xmlns:r="http://schemas.openxmlformats.org/officeDocument/2006/relationships" xmlns:wp14="http://schemas.microsoft.com/office/word/2010/wordprocessingDrawing" xmlns:wp="http://schemas.openxmlformats.org/drawingml/2006/wordprocessingDrawing" xmlns:wpg="http://schemas.microsoft.com/office/word/2010/wordprocessingGroup" xmlns:wpi="http://schemas.microsoft.com/office/word/2010/wordprocessingInk" xmlns:wps="http://schemas.microsoft.com/office/word/2010/wordprocessingShape" xmlns:o="urn:schemas-microsoft-com:office:office" xmlns:v="urn:schemas-microsoft-com:vml" xmlns:w10="urn:schemas-microsoft-com:office:word" xmlns:w="http://schemas.openxmlformats.org/wordprocessingml/2006/main" xmlns:w14="http://schemas.microsoft.com/office/word/2010/wordml" xmlns:w15="http://schemas.microsoft.com/office/word/2012/wordml" xmlns:w16cei="http://schemas.microsoft.com/office/word/2026/wordml/cei" xmlns:w16cex="http://schemas.microsoft.com/office/word/2018/wordml/cex" xmlns:w16cid="http://schemas.microsoft.com/office/word/2016/wordml/cid" xmlns:w16="http://schemas.microsoft.com/office/word/2018/wordml" xmlns:w16sdtdh="http://schemas.microsoft.com/office/word/2020/wordml/sdtdatahash" xmlns:w16sdtfl="http://schemas.microsoft.com/office/word/2024/wordml/sdtformatlock" xmlns:w16se="http://schemas.microsoft.com/office/word/2015/wordml/symex" xmlns:w16du="http://schemas.microsoft.com/office/word/2023/wordml/word16du" xmlns:wne="http://schemas.microsoft.com/office/word/2006/wordml" mc:Ignorable="w14 w15 w16se w16cid w16 w16cex w16sdtdh w16sdtfl w16du wp14">
   <w:footnote w:type="separator" w:id="-1">
     <w:p>
       <w:pPr>
@@ -3158,7 +3127,7 @@
 </file>
 
 <file path=word/header1.xml><?xml version="1.0" encoding="utf-8"?>
-<w:hdr xmlns:wpc="http://schemas.microsoft.com/office/word/2010/wordprocessingCanvas" xmlns:cx="http://schemas.microsoft.com/office/drawing/2014/chartex" xmlns:cx1="http://schemas.microsoft.com/office/drawing/2015/9/8/chartex" xmlns:cx2="http://schemas.microsoft.com/office/drawing/2015/10/21/chartex" xmlns:cx3="http://schemas.microsoft.com/office/drawing/2016/5/9/chartex" xmlns:cx4="http://schemas.microsoft.com/office/drawing/2016/5/10/chartex" xmlns:cx5="http://schemas.microsoft.com/office/drawing/2016/5/11/chartex" xmlns:cx6="http://schemas.microsoft.com/office/drawing/2016/5/12/chartex" xmlns:cx7="http://schemas.microsoft.com/office/drawing/2016/5/13/chartex" xmlns:cx8="http://schemas.microsoft.com/office/drawing/2016/5/14/chartex" xmlns:mc="http://schemas.openxmlformats.org/markup-compatibility/2006" xmlns:aink="http://schemas.microsoft.com/office/drawing/2016/ink" xmlns:am3d="http://schemas.microsoft.com/office/drawing/2017/model3d" xmlns:o="urn:schemas-microsoft-com:office:office" xmlns:oel="http://schemas.microsoft.com/office/2019/extlst" xmlns:r="http://schemas.openxmlformats.org/officeDocument/2006/relationships" xmlns:m="http://schemas.openxmlformats.org/officeDocument/2006/math" xmlns:v="urn:schemas-microsoft-com:vml" xmlns:wp14="http://schemas.microsoft.com/office/word/2010/wordprocessingDrawing" xmlns:wp="http://schemas.openxmlformats.org/drawingml/2006/wordprocessingDrawing" xmlns:w10="urn:schemas-microsoft-com:office:word" xmlns:w="http://schemas.openxmlformats.org/wordprocessingml/2006/main" xmlns:w14="http://schemas.microsoft.com/office/word/2010/wordml" xmlns:w15="http://schemas.microsoft.com/office/word/2012/wordml" xmlns:w16cex="http://schemas.microsoft.com/office/word/2018/wordml/cex" xmlns:w16cid="http://schemas.microsoft.com/office/word/2016/wordml/cid" xmlns:w16="http://schemas.microsoft.com/office/word/2018/wordml" xmlns:w16du="http://schemas.microsoft.com/office/word/2023/wordml/word16du" xmlns:w16sdtdh="http://schemas.microsoft.com/office/word/2020/wordml/sdtdatahash" xmlns:w16sdtfl="http://schemas.microsoft.com/office/word/2024/wordml/sdtformatlock" xmlns:w16se="http://schemas.microsoft.com/office/word/2015/wordml/symex" xmlns:wpg="http://schemas.microsoft.com/office/word/2010/wordprocessingGroup" xmlns:wpi="http://schemas.microsoft.com/office/word/2010/wordprocessingInk" xmlns:wne="http://schemas.microsoft.com/office/word/2006/wordml" xmlns:wps="http://schemas.microsoft.com/office/word/2010/wordprocessingShape" mc:Ignorable="w14 w15 w16se w16cid w16 w16cex w16sdtdh w16sdtfl w16du wp14">
+<w:hdr xmlns:wpc="http://schemas.microsoft.com/office/word/2010/wordprocessingCanvas" xmlns:cx="http://schemas.microsoft.com/office/drawing/2014/chartex" xmlns:cx1="http://schemas.microsoft.com/office/drawing/2015/9/8/chartex" xmlns:cx2="http://schemas.microsoft.com/office/drawing/2015/10/21/chartex" xmlns:cx3="http://schemas.microsoft.com/office/drawing/2016/5/9/chartex" xmlns:cx4="http://schemas.microsoft.com/office/drawing/2016/5/10/chartex" xmlns:cx5="http://schemas.microsoft.com/office/drawing/2016/5/11/chartex" xmlns:cx6="http://schemas.microsoft.com/office/drawing/2016/5/12/chartex" xmlns:cx7="http://schemas.microsoft.com/office/drawing/2016/5/13/chartex" xmlns:cx8="http://schemas.microsoft.com/office/drawing/2016/5/14/chartex" xmlns:mc="http://schemas.openxmlformats.org/markup-compatibility/2006" xmlns:m="http://schemas.openxmlformats.org/officeDocument/2006/math" xmlns:aink="http://schemas.microsoft.com/office/drawing/2016/ink" xmlns:am3d="http://schemas.microsoft.com/office/drawing/2017/model3d" xmlns:oel="http://schemas.microsoft.com/office/2019/extlst" xmlns:r="http://schemas.openxmlformats.org/officeDocument/2006/relationships" xmlns:wp14="http://schemas.microsoft.com/office/word/2010/wordprocessingDrawing" xmlns:wp="http://schemas.openxmlformats.org/drawingml/2006/wordprocessingDrawing" xmlns:wpg="http://schemas.microsoft.com/office/word/2010/wordprocessingGroup" xmlns:wpi="http://schemas.microsoft.com/office/word/2010/wordprocessingInk" xmlns:wps="http://schemas.microsoft.com/office/word/2010/wordprocessingShape" xmlns:o="urn:schemas-microsoft-com:office:office" xmlns:v="urn:schemas-microsoft-com:vml" xmlns:w10="urn:schemas-microsoft-com:office:word" xmlns:w="http://schemas.openxmlformats.org/wordprocessingml/2006/main" xmlns:w14="http://schemas.microsoft.com/office/word/2010/wordml" xmlns:w15="http://schemas.microsoft.com/office/word/2012/wordml" xmlns:w16cei="http://schemas.microsoft.com/office/word/2026/wordml/cei" xmlns:w16cex="http://schemas.microsoft.com/office/word/2018/wordml/cex" xmlns:w16cid="http://schemas.microsoft.com/office/word/2016/wordml/cid" xmlns:w16="http://schemas.microsoft.com/office/word/2018/wordml" xmlns:w16sdtdh="http://schemas.microsoft.com/office/word/2020/wordml/sdtdatahash" xmlns:w16sdtfl="http://schemas.microsoft.com/office/word/2024/wordml/sdtformatlock" xmlns:w16se="http://schemas.microsoft.com/office/word/2015/wordml/symex" xmlns:w16du="http://schemas.microsoft.com/office/word/2023/wordml/word16du" xmlns:wne="http://schemas.microsoft.com/office/word/2006/wordml" mc:Ignorable="w14 w15 w16se w16cid w16 w16cex w16sdtdh w16sdtfl w16du wp14">
   <w:p>
     <w:pPr>
       <w:pStyle w:val="Koptekst"/>
@@ -3195,7 +3164,7 @@
 </file>
 
 <file path=word/header2.xml><?xml version="1.0" encoding="utf-8"?>
-<w:hdr xmlns:wpc="http://schemas.microsoft.com/office/word/2010/wordprocessingCanvas" xmlns:cx="http://schemas.microsoft.com/office/drawing/2014/chartex" xmlns:cx1="http://schemas.microsoft.com/office/drawing/2015/9/8/chartex" xmlns:cx2="http://schemas.microsoft.com/office/drawing/2015/10/21/chartex" xmlns:cx3="http://schemas.microsoft.com/office/drawing/2016/5/9/chartex" xmlns:cx4="http://schemas.microsoft.com/office/drawing/2016/5/10/chartex" xmlns:cx5="http://schemas.microsoft.com/office/drawing/2016/5/11/chartex" xmlns:cx6="http://schemas.microsoft.com/office/drawing/2016/5/12/chartex" xmlns:cx7="http://schemas.microsoft.com/office/drawing/2016/5/13/chartex" xmlns:cx8="http://schemas.microsoft.com/office/drawing/2016/5/14/chartex" xmlns:mc="http://schemas.openxmlformats.org/markup-compatibility/2006" xmlns:aink="http://schemas.microsoft.com/office/drawing/2016/ink" xmlns:am3d="http://schemas.microsoft.com/office/drawing/2017/model3d" xmlns:o="urn:schemas-microsoft-com:office:office" xmlns:oel="http://schemas.microsoft.com/office/2019/extlst" xmlns:r="http://schemas.openxmlformats.org/officeDocument/2006/relationships" xmlns:m="http://schemas.openxmlformats.org/officeDocument/2006/math" xmlns:v="urn:schemas-microsoft-com:vml" xmlns:wp14="http://schemas.microsoft.com/office/word/2010/wordprocessingDrawing" xmlns:wp="http://schemas.openxmlformats.org/drawingml/2006/wordprocessingDrawing" xmlns:w10="urn:schemas-microsoft-com:office:word" xmlns:w="http://schemas.openxmlformats.org/wordprocessingml/2006/main" xmlns:w14="http://schemas.microsoft.com/office/word/2010/wordml" xmlns:w15="http://schemas.microsoft.com/office/word/2012/wordml" xmlns:w16cex="http://schemas.microsoft.com/office/word/2018/wordml/cex" xmlns:w16cid="http://schemas.microsoft.com/office/word/2016/wordml/cid" xmlns:w16="http://schemas.microsoft.com/office/word/2018/wordml" xmlns:w16du="http://schemas.microsoft.com/office/word/2023/wordml/word16du" xmlns:w16sdtdh="http://schemas.microsoft.com/office/word/2020/wordml/sdtdatahash" xmlns:w16sdtfl="http://schemas.microsoft.com/office/word/2024/wordml/sdtformatlock" xmlns:w16se="http://schemas.microsoft.com/office/word/2015/wordml/symex" xmlns:wpg="http://schemas.microsoft.com/office/word/2010/wordprocessingGroup" xmlns:wpi="http://schemas.microsoft.com/office/word/2010/wordprocessingInk" xmlns:wne="http://schemas.microsoft.com/office/word/2006/wordml" xmlns:wps="http://schemas.microsoft.com/office/word/2010/wordprocessingShape" mc:Ignorable="w14 w15 w16se w16cid w16 w16cex w16sdtdh w16sdtfl w16du wp14">
+<w:hdr xmlns:wpc="http://schemas.microsoft.com/office/word/2010/wordprocessingCanvas" xmlns:cx="http://schemas.microsoft.com/office/drawing/2014/chartex" xmlns:cx1="http://schemas.microsoft.com/office/drawing/2015/9/8/chartex" xmlns:cx2="http://schemas.microsoft.com/office/drawing/2015/10/21/chartex" xmlns:cx3="http://schemas.microsoft.com/office/drawing/2016/5/9/chartex" xmlns:cx4="http://schemas.microsoft.com/office/drawing/2016/5/10/chartex" xmlns:cx5="http://schemas.microsoft.com/office/drawing/2016/5/11/chartex" xmlns:cx6="http://schemas.microsoft.com/office/drawing/2016/5/12/chartex" xmlns:cx7="http://schemas.microsoft.com/office/drawing/2016/5/13/chartex" xmlns:cx8="http://schemas.microsoft.com/office/drawing/2016/5/14/chartex" xmlns:mc="http://schemas.openxmlformats.org/markup-compatibility/2006" xmlns:m="http://schemas.openxmlformats.org/officeDocument/2006/math" xmlns:aink="http://schemas.microsoft.com/office/drawing/2016/ink" xmlns:am3d="http://schemas.microsoft.com/office/drawing/2017/model3d" xmlns:oel="http://schemas.microsoft.com/office/2019/extlst" xmlns:r="http://schemas.openxmlformats.org/officeDocument/2006/relationships" xmlns:wp14="http://schemas.microsoft.com/office/word/2010/wordprocessingDrawing" xmlns:wp="http://schemas.openxmlformats.org/drawingml/2006/wordprocessingDrawing" xmlns:wpg="http://schemas.microsoft.com/office/word/2010/wordprocessingGroup" xmlns:wpi="http://schemas.microsoft.com/office/word/2010/wordprocessingInk" xmlns:wps="http://schemas.microsoft.com/office/word/2010/wordprocessingShape" xmlns:o="urn:schemas-microsoft-com:office:office" xmlns:v="urn:schemas-microsoft-com:vml" xmlns:w10="urn:schemas-microsoft-com:office:word" xmlns:w="http://schemas.openxmlformats.org/wordprocessingml/2006/main" xmlns:w14="http://schemas.microsoft.com/office/word/2010/wordml" xmlns:w15="http://schemas.microsoft.com/office/word/2012/wordml" xmlns:w16cei="http://schemas.microsoft.com/office/word/2026/wordml/cei" xmlns:w16cex="http://schemas.microsoft.com/office/word/2018/wordml/cex" xmlns:w16cid="http://schemas.microsoft.com/office/word/2016/wordml/cid" xmlns:w16="http://schemas.microsoft.com/office/word/2018/wordml" xmlns:w16sdtdh="http://schemas.microsoft.com/office/word/2020/wordml/sdtdatahash" xmlns:w16sdtfl="http://schemas.microsoft.com/office/word/2024/wordml/sdtformatlock" xmlns:w16se="http://schemas.microsoft.com/office/word/2015/wordml/symex" xmlns:w16du="http://schemas.microsoft.com/office/word/2023/wordml/word16du" xmlns:wne="http://schemas.microsoft.com/office/word/2006/wordml" mc:Ignorable="w14 w15 w16se w16cid w16 w16cex w16sdtdh w16sdtfl w16du wp14">
   <w:p>
     <w:pPr>
       <w:pStyle w:val="Koptekst"/>
@@ -3255,7 +3224,7 @@
 </file>
 
 <file path=word/styles.xml><?xml version="1.0" encoding="utf-8"?>
-<w:styles xmlns:mc="http://schemas.openxmlformats.org/markup-compatibility/2006" xmlns:r="http://schemas.openxmlformats.org/officeDocument/2006/relationships" xmlns:w="http://schemas.openxmlformats.org/wordprocessingml/2006/main" xmlns:w14="http://schemas.microsoft.com/office/word/2010/wordml" xmlns:w15="http://schemas.microsoft.com/office/word/2012/wordml" xmlns:w16cex="http://schemas.microsoft.com/office/word/2018/wordml/cex" xmlns:w16cid="http://schemas.microsoft.com/office/word/2016/wordml/cid" xmlns:w16="http://schemas.microsoft.com/office/word/2018/wordml" xmlns:w16du="http://schemas.microsoft.com/office/word/2023/wordml/word16du" xmlns:w16sdtdh="http://schemas.microsoft.com/office/word/2020/wordml/sdtdatahash" xmlns:w16sdtfl="http://schemas.microsoft.com/office/word/2024/wordml/sdtformatlock" xmlns:w16se="http://schemas.microsoft.com/office/word/2015/wordml/symex" mc:Ignorable="w14 w15 w16se w16cid w16 w16cex w16sdtdh w16sdtfl w16du">
+<w:styles xmlns:mc="http://schemas.openxmlformats.org/markup-compatibility/2006" xmlns:r="http://schemas.openxmlformats.org/officeDocument/2006/relationships" xmlns:w="http://schemas.openxmlformats.org/wordprocessingml/2006/main" xmlns:w14="http://schemas.microsoft.com/office/word/2010/wordml" xmlns:w15="http://schemas.microsoft.com/office/word/2012/wordml" xmlns:w16cex="http://schemas.microsoft.com/office/word/2018/wordml/cex" xmlns:w16cid="http://schemas.microsoft.com/office/word/2016/wordml/cid" xmlns:w16="http://schemas.microsoft.com/office/word/2018/wordml" xmlns:w16sdtdh="http://schemas.microsoft.com/office/word/2020/wordml/sdtdatahash" xmlns:w16sdtfl="http://schemas.microsoft.com/office/word/2024/wordml/sdtformatlock" xmlns:w16se="http://schemas.microsoft.com/office/word/2015/wordml/symex" xmlns:w16du="http://schemas.microsoft.com/office/word/2023/wordml/word16du" mc:Ignorable="w14 w15 w16se w16cid w16 w16cex w16sdtdh w16sdtfl w16du">
   <w:docDefaults>
     <w:rPrDefault>
       <w:rPr>
